--- a/server/src/templates/mbo_dirigente.docx
+++ b/server/src/templates/mbo_dirigente.docx
@@ -1324,21 +1324,66 @@
   <w:p>
     <w:pPr>
       <w:pStyle w:val="Pidipagina"/>
-      <w:jc w:val="center"/>
-      <w:rPr>
-        <w:rFonts w:ascii="Arial" w:hAnsi="Arial" w:cs="Arial"/>
+      <w:jc w:val="right"/>
+      <w:rPr>
+        <w:rFonts w:cs="Arial"/>
         <w:color w:val="1B505F"/>
         <w:sz w:val="18"/>
         <w:szCs w:val="18"/>
       </w:rPr>
     </w:pPr>
+    <w:r>
+      <w:rPr>
+        <w:rFonts w:cs="Arial"/>
+        <w:color w:val="1B505F"/>
+        <w:sz w:val="18"/>
+        <w:szCs w:val="18"/>
+      </w:rPr>
+      <w:fldChar w:fldCharType="begin"/>
+    </w:r>
+    <w:r>
+      <w:rPr>
+        <w:rFonts w:cs="Arial"/>
+        <w:color w:val="1B505F"/>
+        <w:sz w:val="18"/>
+        <w:szCs w:val="18"/>
+      </w:rPr>
+      <w:instrText>PAGE   \* MERGEFORMAT</w:instrText>
+    </w:r>
+    <w:r>
+      <w:rPr>
+        <w:rFonts w:cs="Arial"/>
+        <w:color w:val="1B505F"/>
+        <w:sz w:val="18"/>
+        <w:szCs w:val="18"/>
+      </w:rPr>
+      <w:fldChar w:fldCharType="separate"/>
+    </w:r>
+    <w:r>
+      <w:rPr>
+        <w:rFonts w:cs="Arial"/>
+        <w:color w:val="1B505F"/>
+        <w:sz w:val="18"/>
+        <w:szCs w:val="18"/>
+      </w:rPr>
+      <w:t>1</w:t>
+    </w:r>
+    <w:r>
+      <w:rPr>
+        <w:rFonts w:cs="Arial"/>
+        <w:color w:val="1B505F"/>
+        <w:sz w:val="18"/>
+        <w:szCs w:val="18"/>
+      </w:rPr>
+      <w:fldChar w:fldCharType="end"/>
+    </w:r>
   </w:p>
   <w:p>
     <w:pPr>
       <w:pStyle w:val="Pidipagina"/>
       <w:jc w:val="center"/>
       <w:rPr>
-        <w:rFonts w:ascii="Arial" w:hAnsi="Arial" w:cs="Arial"/>
+        <w:rFonts w:cs="Arial"/>
         <w:b/>
         <w:bCs/>
         <w:color w:val="1B505F"/>
@@ -1348,7 +1393,7 @@
     </w:pPr>
     <w:r>
       <w:rPr>
-        <w:rFonts w:ascii="Arial" w:hAnsi="Arial" w:cs="Arial"/>
+        <w:rFonts w:cs="Arial"/>
         <w:b/>
         <w:bCs/>
         <w:color w:val="1B505F"/>
@@ -1363,7 +1408,7 @@
       <w:pStyle w:val="Pidipagina"/>
       <w:jc w:val="center"/>
       <w:rPr>
-        <w:rFonts w:ascii="Arial" w:hAnsi="Arial" w:cs="Arial"/>
+        <w:rFonts w:cs="Arial"/>
         <w:color w:val="1B505F"/>
         <w:sz w:val="18"/>
         <w:szCs w:val="18"/>
@@ -1371,21 +1416,111 @@
     </w:pPr>
     <w:r>
       <w:rPr>
-        <w:rFonts w:ascii="Arial" w:hAnsi="Arial" w:cs="Arial"/>
+        <w:rFonts w:cs="Arial"/>
         <w:color w:val="1B505F"/>
         <w:sz w:val="18"/>
         <w:szCs w:val="18"/>
       </w:rPr>
-      <w:t>Via di Pratignone, 13/4, 50019 Sesto Fiorentino (FI)</w:t>
+      <w:t>Via di Pratignone, 13/4</w:t>
     </w:r>
     <w:r>
       <w:rPr>
-        <w:rFonts w:ascii="Arial" w:hAnsi="Arial" w:cs="Arial"/>
+        <w:rFonts w:cs="Arial"/>
         <w:color w:val="1B505F"/>
         <w:sz w:val="18"/>
         <w:szCs w:val="18"/>
       </w:rPr>
-      <w:t>. Direttore Sanitario: prof. Gian Luigi Taddei.</w:t>
+      <w:t>,</w:t>
+    </w:r>
+    <w:r>
+      <w:rPr>
+        <w:rFonts w:cs="Arial"/>
+        <w:color w:val="1B505F"/>
+        <w:sz w:val="18"/>
+        <w:szCs w:val="18"/>
+      </w:rPr>
+      <w:t xml:space="preserve"> 50019</w:t>
+    </w:r>
+    <w:r>
+      <w:rPr>
+        <w:rFonts w:cs="Arial"/>
+        <w:color w:val="1B505F"/>
+        <w:sz w:val="18"/>
+        <w:szCs w:val="18"/>
+      </w:rPr>
+      <w:t xml:space="preserve"> </w:t>
+    </w:r>
+    <w:r>
+      <w:rPr>
+        <w:rFonts w:cs="Arial"/>
+        <w:color w:val="1B505F"/>
+        <w:sz w:val="18"/>
+        <w:szCs w:val="18"/>
+      </w:rPr>
+      <w:t xml:space="preserve">Sesto Fiorentino </w:t>
+    </w:r>
+    <w:r>
+      <w:rPr>
+        <w:rFonts w:cs="Arial"/>
+        <w:color w:val="1B505F"/>
+        <w:sz w:val="18"/>
+        <w:szCs w:val="18"/>
+      </w:rPr>
+      <w:t>(FI)</w:t>
+    </w:r>
+    <w:r>
+      <w:rPr>
+        <w:rFonts w:cs="Arial"/>
+        <w:color w:val="1B505F"/>
+        <w:sz w:val="18"/>
+        <w:szCs w:val="18"/>
+      </w:rPr>
+      <w:t xml:space="preserve">. </w:t>
+    </w:r>
+    <w:r>
+      <w:rPr>
+        <w:rFonts w:cs="Arial"/>
+        <w:color w:val="1B505F"/>
+        <w:sz w:val="18"/>
+        <w:szCs w:val="18"/>
+      </w:rPr>
+      <w:t xml:space="preserve">Tel. e Fax: </w:t>
+    </w:r>
+    <w:r>
+      <w:rPr>
+        <w:rFonts w:cs="Arial"/>
+        <w:color w:val="1B505F"/>
+        <w:sz w:val="18"/>
+        <w:szCs w:val="18"/>
+      </w:rPr>
+      <w:t>055776511</w:t>
+    </w:r>
+    <w:r>
+      <w:rPr>
+        <w:rFonts w:cs="Arial"/>
+        <w:color w:val="1B505F"/>
+        <w:sz w:val="18"/>
+        <w:szCs w:val="18"/>
+      </w:rPr>
+      <w:t>.</w:t>
+    </w:r>
+    <w:r>
+      <w:rPr>
+        <w:rFonts w:cs="Arial"/>
+        <w:color w:val="1B505F"/>
+        <w:sz w:val="18"/>
+        <w:szCs w:val="18"/>
+      </w:rPr>
+      <w:t xml:space="preserve"> </w:t>
+    </w:r>
+    <w:r>
+      <w:rPr>
+        <w:rFonts w:cs="Arial"/>
+        <w:color w:val="1B505F"/>
+        <w:sz w:val="18"/>
+        <w:szCs w:val="18"/>
+      </w:rPr>
+      <w:t>Direttore Sanitario: prof. Gian Luigi Taddei.</w:t>
     </w:r>
   </w:p>
   <w:p>
@@ -1400,7 +1535,7 @@
     </w:pPr>
     <w:r>
       <w:rPr>
-        <w:rFonts w:ascii="Arial" w:hAnsi="Arial" w:cs="Arial"/>
+        <w:rFonts w:cs="Arial"/>
         <w:color w:val="1B505F"/>
         <w:sz w:val="18"/>
         <w:szCs w:val="18"/>
@@ -1409,7 +1544,7 @@
     </w:r>
     <w:r>
       <w:rPr>
-        <w:rFonts w:ascii="Arial" w:hAnsi="Arial" w:cs="Arial"/>
+        <w:rFonts w:cs="Arial"/>
         <w:color w:val="1B505F"/>
         <w:sz w:val="18"/>
         <w:szCs w:val="18"/>
@@ -1418,7 +1553,7 @@
     </w:r>
     <w:r>
       <w:rPr>
-        <w:rFonts w:ascii="Arial" w:hAnsi="Arial" w:cs="Arial"/>
+        <w:rFonts w:cs="Arial"/>
         <w:color w:val="1B505F"/>
         <w:sz w:val="18"/>
         <w:szCs w:val="18"/>
@@ -1427,7 +1562,7 @@
     </w:r>
     <w:r>
       <w:rPr>
-        <w:rFonts w:ascii="Arial" w:hAnsi="Arial" w:cs="Arial"/>
+        <w:rFonts w:cs="Arial"/>
         <w:color w:val="1B505F"/>
         <w:sz w:val="18"/>
         <w:szCs w:val="18"/>
@@ -1436,7 +1571,7 @@
     </w:r>
     <w:r>
       <w:rPr>
-        <w:rFonts w:ascii="Arial" w:hAnsi="Arial" w:cs="Arial"/>
+        <w:rFonts w:cs="Arial"/>
         <w:color w:val="1B505F"/>
         <w:sz w:val="18"/>
         <w:szCs w:val="18"/>
@@ -1445,7 +1580,7 @@
     </w:r>
     <w:r>
       <w:rPr>
-        <w:rFonts w:ascii="Arial" w:hAnsi="Arial" w:cs="Arial"/>
+        <w:rFonts w:cs="Arial"/>
         <w:color w:val="1B505F"/>
         <w:sz w:val="18"/>
         <w:szCs w:val="18"/>
@@ -1454,7 +1589,7 @@
     </w:r>
     <w:r>
       <w:rPr>
-        <w:rFonts w:ascii="Arial" w:hAnsi="Arial" w:cs="Arial"/>
+        <w:rFonts w:cs="Arial"/>
         <w:color w:val="1B505F"/>
         <w:sz w:val="18"/>
         <w:szCs w:val="18"/>
@@ -1463,12 +1598,32 @@
     </w:r>
     <w:r>
       <w:rPr>
-        <w:rFonts w:ascii="Arial" w:hAnsi="Arial" w:cs="Arial"/>
+        <w:rFonts w:cs="Arial"/>
         <w:color w:val="1B505F"/>
         <w:sz w:val="18"/>
         <w:szCs w:val="18"/>
       </w:rPr>
-      <w:t>0.000,00 i.v.</w:t>
+      <w:t xml:space="preserve">0.000,00 </w:t>
+    </w:r>
+    <w:proofErr w:type="spellStart"/>
+    <w:r>
+      <w:rPr>
+        <w:rFonts w:cs="Arial"/>
+        <w:color w:val="1B505F"/>
+        <w:sz w:val="18"/>
+        <w:szCs w:val="18"/>
+      </w:rPr>
+      <w:t>i.v</w:t>
+    </w:r>
+    <w:proofErr w:type="spellEnd"/>
+    <w:r>
+      <w:rPr>
+        <w:rFonts w:cs="Arial"/>
+        <w:color w:val="1B505F"/>
+        <w:sz w:val="18"/>
+        <w:szCs w:val="18"/>
+      </w:rPr>
+      <w:t>.</w:t>
     </w:r>
   </w:p>
 </w:ftr>
@@ -1517,10 +1672,10 @@
       <w:tblLook w:val="0600" w:firstRow="0" w:lastRow="0" w:firstColumn="0" w:lastColumn="0" w:noHBand="1" w:noVBand="1"/>
     </w:tblPr>
     <w:tblGrid>
-      <w:gridCol w:w="5370"/>
+      <w:gridCol w:w="5065"/>
       <w:gridCol w:w="240"/>
       <w:gridCol w:w="2055"/>
-      <w:gridCol w:w="2805"/>
+      <w:gridCol w:w="3110"/>
     </w:tblGrid>
     <w:tr>
       <w:trPr>
@@ -1528,7 +1683,7 @@
       </w:trPr>
       <w:tc>
         <w:tcPr>
-          <w:tcW w:w="5370" w:type="dxa"/>
+          <w:tcW w:w="5065" w:type="dxa"/>
           <w:tcBorders>
             <w:top w:val="nil"/>
             <w:left w:val="nil"/>
@@ -1538,13 +1693,15 @@
         </w:tcPr>
         <w:p>
           <w:pPr>
-            <w:spacing w:after="0"/>
+            <w:spacing w:after="0" w:line="276" w:lineRule="auto"/>
             <w:rPr>
               <w:rFonts w:ascii="Lato" w:eastAsia="Lato" w:hAnsi="Lato" w:cs="Lato"/>
               <w:color w:val="1A3C47"/>
+              <w:kern w:val="0"/>
               <w:sz w:val="8"/>
               <w:szCs w:val="8"/>
-              <w:lang w:val="it"/>
+              <w:lang w:val="it" w:eastAsia="it-IT"/>
+              <w14:ligatures w14:val="none"/>
             </w:rPr>
           </w:pPr>
           <w:r>
@@ -1552,9 +1709,11 @@
               <w:rFonts w:ascii="Lato" w:eastAsia="Lato" w:hAnsi="Lato" w:cs="Lato"/>
               <w:noProof/>
               <w:color w:val="1A3C47"/>
+              <w:kern w:val="0"/>
               <w:sz w:val="8"/>
               <w:szCs w:val="8"/>
-              <w:lang w:val="it"/>
+              <w:lang w:val="it" w:eastAsia="it-IT"/>
+              <w14:ligatures w14:val="none"/>
             </w:rPr>
             <w:drawing>
               <wp:inline distT="114300" distB="114300" distL="114300" distR="114300" wp14:anchorId="62A7382D" wp14:editId="55B554C8">
@@ -1607,13 +1766,15 @@
         <w:p>
           <w:pPr>
             <w:widowControl w:val="0"/>
-            <w:spacing w:after="0" w:line="240" w:lineRule="auto"/>
+            <w:spacing w:after="0"/>
             <w:rPr>
               <w:rFonts w:ascii="Lato" w:eastAsia="Lato" w:hAnsi="Lato" w:cs="Lato"/>
               <w:color w:val="1A3C47"/>
+              <w:kern w:val="0"/>
               <w:sz w:val="18"/>
               <w:szCs w:val="18"/>
-              <w:lang w:val="it"/>
+              <w:lang w:val="it" w:eastAsia="it-IT"/>
+              <w14:ligatures w14:val="none"/>
             </w:rPr>
           </w:pPr>
         </w:p>
@@ -1631,20 +1792,22 @@
         <w:p>
           <w:pPr>
             <w:widowControl w:val="0"/>
-            <w:spacing w:after="0" w:line="240" w:lineRule="auto"/>
+            <w:spacing w:after="0"/>
             <w:rPr>
               <w:rFonts w:ascii="Lato" w:eastAsia="Lato" w:hAnsi="Lato" w:cs="Lato"/>
               <w:color w:val="1A3C47"/>
+              <w:kern w:val="0"/>
               <w:sz w:val="10"/>
               <w:szCs w:val="10"/>
-              <w:lang w:val="it"/>
+              <w:lang w:val="it" w:eastAsia="it-IT"/>
+              <w14:ligatures w14:val="none"/>
             </w:rPr>
           </w:pPr>
         </w:p>
       </w:tc>
       <w:tc>
         <w:tcPr>
-          <w:tcW w:w="2805" w:type="dxa"/>
+          <w:tcW w:w="3110" w:type="dxa"/>
           <w:tcBorders>
             <w:top w:val="nil"/>
             <w:left w:val="nil"/>
@@ -1658,22 +1821,25 @@
             <w:widowControl w:val="0"/>
             <w:spacing w:after="0" w:line="360" w:lineRule="auto"/>
             <w:rPr>
+              <w:rFonts w:eastAsia="Arial" w:cs="Arial"/>
               <w:color w:val="1A3C47"/>
+              <w:kern w:val="0"/>
               <w:sz w:val="8"/>
               <w:szCs w:val="8"/>
-              <w:lang w:val="it"/>
+              <w:lang w:val="it" w:eastAsia="it-IT"/>
+              <w14:ligatures w14:val="none"/>
             </w:rPr>
           </w:pPr>
         </w:p>
         <w:tbl>
           <w:tblPr>
-            <w:tblW w:w="2595" w:type="dxa"/>
+            <w:tblW w:w="2900" w:type="dxa"/>
             <w:tblLayout w:type="fixed"/>
             <w:tblLook w:val="0600" w:firstRow="0" w:lastRow="0" w:firstColumn="0" w:lastColumn="0" w:noHBand="1" w:noVBand="1"/>
           </w:tblPr>
           <w:tblGrid>
             <w:gridCol w:w="300"/>
-            <w:gridCol w:w="2295"/>
+            <w:gridCol w:w="2600"/>
           </w:tblGrid>
           <w:tr>
             <w:trPr>
@@ -1694,16 +1860,24 @@
               <w:p>
                 <w:pPr>
                   <w:framePr w:hSpace="180" w:vSpace="180" w:wrap="around" w:vAnchor="text" w:hAnchor="text" w:xAlign="center"/>
-                  <w:spacing w:after="0" w:line="240" w:lineRule="auto"/>
+                  <w:spacing w:after="0"/>
                   <w:jc w:val="center"/>
                   <w:rPr>
-                    <w:lang w:val="it"/>
+                    <w:rFonts w:eastAsia="Arial" w:cs="Arial"/>
+                    <w:kern w:val="0"/>
+                    <w:szCs w:val="22"/>
+                    <w:lang w:val="it" w:eastAsia="it-IT"/>
+                    <w14:ligatures w14:val="none"/>
                   </w:rPr>
                 </w:pPr>
                 <w:r>
                   <w:rPr>
+                    <w:rFonts w:eastAsia="Arial" w:cs="Arial"/>
                     <w:noProof/>
-                    <w:lang w:val="it"/>
+                    <w:kern w:val="0"/>
+                    <w:szCs w:val="22"/>
+                    <w:lang w:val="it" w:eastAsia="it-IT"/>
+                    <w14:ligatures w14:val="none"/>
                   </w:rPr>
                   <w:drawing>
                     <wp:inline distT="114300" distB="114300" distL="114300" distR="114300" wp14:anchorId="0F19C86F" wp14:editId="66789E59">
@@ -1745,7 +1919,7 @@
             </w:tc>
             <w:tc>
               <w:tcPr>
-                <w:tcW w:w="2295" w:type="dxa"/>
+                <w:tcW w:w="2600" w:type="dxa"/>
                 <w:tcMar>
                   <w:top w:w="0" w:type="dxa"/>
                   <w:left w:w="0" w:type="dxa"/>
@@ -1757,21 +1931,27 @@
               <w:p>
                 <w:pPr>
                   <w:framePr w:hSpace="180" w:vSpace="180" w:wrap="around" w:vAnchor="text" w:hAnchor="text" w:xAlign="center"/>
-                  <w:spacing w:after="0" w:line="240" w:lineRule="auto"/>
+                  <w:spacing w:after="0"/>
                   <w:jc w:val="center"/>
                   <w:rPr>
+                    <w:rFonts w:eastAsia="Arial" w:cs="Arial"/>
                     <w:color w:val="1B505F"/>
+                    <w:kern w:val="0"/>
                     <w:sz w:val="18"/>
                     <w:szCs w:val="18"/>
-                    <w:lang w:val="it"/>
+                    <w:lang w:val="it" w:eastAsia="it-IT"/>
+                    <w14:ligatures w14:val="none"/>
                   </w:rPr>
                 </w:pPr>
                 <w:r>
                   <w:rPr>
+                    <w:rFonts w:eastAsia="Arial" w:cs="Arial"/>
                     <w:color w:val="1B505F"/>
+                    <w:kern w:val="0"/>
                     <w:sz w:val="18"/>
                     <w:szCs w:val="18"/>
-                    <w:lang w:val="it"/>
+                    <w:lang w:val="it" w:eastAsia="it-IT"/>
+                    <w14:ligatures w14:val="none"/>
                   </w:rPr>
                   <w:t>info@toscanadiagnostica.it</w:t>
                 </w:r>
@@ -1784,7 +1964,7 @@
             </w:trPr>
             <w:tc>
               <w:tcPr>
-                <w:tcW w:w="2595" w:type="dxa"/>
+                <w:tcW w:w="2900" w:type="dxa"/>
                 <w:gridSpan w:val="2"/>
                 <w:tcMar>
                   <w:top w:w="0" w:type="dxa"/>
@@ -1797,11 +1977,14 @@
               <w:p>
                 <w:pPr>
                   <w:framePr w:hSpace="180" w:vSpace="180" w:wrap="around" w:vAnchor="text" w:hAnchor="text" w:xAlign="center"/>
-                  <w:spacing w:after="0" w:line="240" w:lineRule="auto"/>
+                  <w:spacing w:after="0"/>
                   <w:rPr>
+                    <w:rFonts w:eastAsia="Arial" w:cs="Arial"/>
+                    <w:kern w:val="0"/>
                     <w:sz w:val="4"/>
                     <w:szCs w:val="4"/>
-                    <w:lang w:val="it"/>
+                    <w:lang w:val="it" w:eastAsia="it-IT"/>
+                    <w14:ligatures w14:val="none"/>
                   </w:rPr>
                 </w:pPr>
               </w:p>
@@ -1826,16 +2009,24 @@
               <w:p>
                 <w:pPr>
                   <w:framePr w:hSpace="180" w:vSpace="180" w:wrap="around" w:vAnchor="text" w:hAnchor="text" w:xAlign="center"/>
-                  <w:spacing w:after="0" w:line="240" w:lineRule="auto"/>
+                  <w:spacing w:after="0"/>
                   <w:jc w:val="center"/>
                   <w:rPr>
-                    <w:lang w:val="it"/>
+                    <w:rFonts w:eastAsia="Arial" w:cs="Arial"/>
+                    <w:kern w:val="0"/>
+                    <w:szCs w:val="22"/>
+                    <w:lang w:val="it" w:eastAsia="it-IT"/>
+                    <w14:ligatures w14:val="none"/>
                   </w:rPr>
                 </w:pPr>
                 <w:r>
                   <w:rPr>
+                    <w:rFonts w:eastAsia="Arial" w:cs="Arial"/>
                     <w:noProof/>
-                    <w:lang w:val="it"/>
+                    <w:kern w:val="0"/>
+                    <w:szCs w:val="22"/>
+                    <w:lang w:val="it" w:eastAsia="it-IT"/>
+                    <w14:ligatures w14:val="none"/>
                   </w:rPr>
                   <w:drawing>
                     <wp:inline distT="114300" distB="114300" distL="114300" distR="114300" wp14:anchorId="6E70CF73" wp14:editId="3C5FADC6">
@@ -1877,7 +2068,7 @@
             </w:tc>
             <w:tc>
               <w:tcPr>
-                <w:tcW w:w="2295" w:type="dxa"/>
+                <w:tcW w:w="2600" w:type="dxa"/>
                 <w:tcMar>
                   <w:top w:w="0" w:type="dxa"/>
                   <w:left w:w="0" w:type="dxa"/>
@@ -1889,21 +2080,27 @@
               <w:p>
                 <w:pPr>
                   <w:framePr w:hSpace="180" w:vSpace="180" w:wrap="around" w:vAnchor="text" w:hAnchor="text" w:xAlign="center"/>
-                  <w:spacing w:after="0" w:line="240" w:lineRule="auto"/>
+                  <w:spacing w:after="0"/>
                   <w:jc w:val="center"/>
                   <w:rPr>
+                    <w:rFonts w:eastAsia="Arial" w:cs="Arial"/>
                     <w:color w:val="1B505F"/>
+                    <w:kern w:val="0"/>
                     <w:sz w:val="18"/>
                     <w:szCs w:val="18"/>
-                    <w:lang w:val="it"/>
+                    <w:lang w:val="it" w:eastAsia="it-IT"/>
+                    <w14:ligatures w14:val="none"/>
                   </w:rPr>
                 </w:pPr>
                 <w:r>
                   <w:rPr>
+                    <w:rFonts w:eastAsia="Arial" w:cs="Arial"/>
                     <w:color w:val="1B505F"/>
+                    <w:kern w:val="0"/>
                     <w:sz w:val="18"/>
                     <w:szCs w:val="18"/>
-                    <w:lang w:val="it"/>
+                    <w:lang w:val="it" w:eastAsia="it-IT"/>
+                    <w14:ligatures w14:val="none"/>
                   </w:rPr>
                   <w:t>toscanadiagnostica@pec.it</w:t>
                 </w:r>
@@ -1916,7 +2113,7 @@
             </w:trPr>
             <w:tc>
               <w:tcPr>
-                <w:tcW w:w="2595" w:type="dxa"/>
+                <w:tcW w:w="2900" w:type="dxa"/>
                 <w:gridSpan w:val="2"/>
                 <w:tcMar>
                   <w:top w:w="0" w:type="dxa"/>
@@ -1929,11 +2126,14 @@
               <w:p>
                 <w:pPr>
                   <w:framePr w:hSpace="180" w:vSpace="180" w:wrap="around" w:vAnchor="text" w:hAnchor="text" w:xAlign="center"/>
-                  <w:spacing w:after="0" w:line="240" w:lineRule="auto"/>
+                  <w:spacing w:after="0"/>
                   <w:rPr>
+                    <w:rFonts w:eastAsia="Arial" w:cs="Arial"/>
+                    <w:kern w:val="0"/>
                     <w:sz w:val="4"/>
                     <w:szCs w:val="4"/>
-                    <w:lang w:val="it"/>
+                    <w:lang w:val="it" w:eastAsia="it-IT"/>
+                    <w14:ligatures w14:val="none"/>
                   </w:rPr>
                 </w:pPr>
               </w:p>
@@ -1958,16 +2158,24 @@
               <w:p>
                 <w:pPr>
                   <w:framePr w:hSpace="180" w:vSpace="180" w:wrap="around" w:vAnchor="text" w:hAnchor="text" w:xAlign="center"/>
-                  <w:spacing w:after="0" w:line="240" w:lineRule="auto"/>
+                  <w:spacing w:after="0"/>
                   <w:jc w:val="center"/>
                   <w:rPr>
-                    <w:lang w:val="it"/>
+                    <w:rFonts w:eastAsia="Arial" w:cs="Arial"/>
+                    <w:kern w:val="0"/>
+                    <w:szCs w:val="22"/>
+                    <w:lang w:val="it" w:eastAsia="it-IT"/>
+                    <w14:ligatures w14:val="none"/>
                   </w:rPr>
                 </w:pPr>
                 <w:r>
                   <w:rPr>
+                    <w:rFonts w:eastAsia="Arial" w:cs="Arial"/>
                     <w:noProof/>
-                    <w:lang w:val="it"/>
+                    <w:kern w:val="0"/>
+                    <w:szCs w:val="22"/>
+                    <w:lang w:val="it" w:eastAsia="it-IT"/>
+                    <w14:ligatures w14:val="none"/>
                   </w:rPr>
                   <w:drawing>
                     <wp:inline distT="114300" distB="114300" distL="114300" distR="114300" wp14:anchorId="5E8F9062" wp14:editId="3D9A5EEB">
@@ -2009,7 +2217,7 @@
             </w:tc>
             <w:tc>
               <w:tcPr>
-                <w:tcW w:w="2295" w:type="dxa"/>
+                <w:tcW w:w="2600" w:type="dxa"/>
                 <w:tcMar>
                   <w:top w:w="0" w:type="dxa"/>
                   <w:left w:w="0" w:type="dxa"/>
@@ -2021,21 +2229,27 @@
               <w:p>
                 <w:pPr>
                   <w:framePr w:hSpace="180" w:vSpace="180" w:wrap="around" w:vAnchor="text" w:hAnchor="text" w:xAlign="center"/>
-                  <w:spacing w:after="0" w:line="240" w:lineRule="auto"/>
+                  <w:spacing w:after="0"/>
                   <w:jc w:val="center"/>
                   <w:rPr>
+                    <w:rFonts w:eastAsia="Arial" w:cs="Arial"/>
                     <w:color w:val="1B505F"/>
+                    <w:kern w:val="0"/>
                     <w:sz w:val="18"/>
                     <w:szCs w:val="18"/>
-                    <w:lang w:val="it"/>
+                    <w:lang w:val="it" w:eastAsia="it-IT"/>
+                    <w14:ligatures w14:val="none"/>
                   </w:rPr>
                 </w:pPr>
                 <w:r>
                   <w:rPr>
+                    <w:rFonts w:eastAsia="Arial" w:cs="Arial"/>
                     <w:color w:val="1B505F"/>
+                    <w:kern w:val="0"/>
                     <w:sz w:val="18"/>
                     <w:szCs w:val="18"/>
-                    <w:lang w:val="it"/>
+                    <w:lang w:val="it" w:eastAsia="it-IT"/>
+                    <w14:ligatures w14:val="none"/>
                   </w:rPr>
                   <w:t>www.toscanadiagnostica.it</w:t>
                 </w:r>
@@ -2048,10 +2262,13 @@
             <w:widowControl w:val="0"/>
             <w:spacing w:after="0" w:line="360" w:lineRule="auto"/>
             <w:rPr>
+              <w:rFonts w:eastAsia="Arial" w:cs="Arial"/>
               <w:color w:val="1A3C47"/>
+              <w:kern w:val="0"/>
               <w:sz w:val="18"/>
               <w:szCs w:val="18"/>
-              <w:lang w:val="it"/>
+              <w:lang w:val="it" w:eastAsia="it-IT"/>
+              <w14:ligatures w14:val="none"/>
             </w:rPr>
           </w:pPr>
         </w:p>
